--- a/project/IST 263 Project Milestone 2.docx
+++ b/project/IST 263 Project Milestone 2.docx
@@ -327,7 +327,13 @@
         <w:t xml:space="preserve"> </w:t>
       </w:r>
       <w:r>
-        <w:t>The Parthenon: A Brief History</w:t>
+        <w:t xml:space="preserve">The </w:t>
+      </w:r>
+      <w:r>
+        <w:t>Pantheon</w:t>
+      </w:r>
+      <w:r>
+        <w:t>: A Brief History</w:t>
       </w:r>
     </w:p>
     <w:p>
@@ -349,13 +355,14 @@
       <w:r>
         <w:t xml:space="preserve">A brief history of the </w:t>
       </w:r>
-      <w:proofErr w:type="spellStart"/>
-      <w:r>
-        <w:t>parthenon</w:t>
-      </w:r>
-      <w:proofErr w:type="spellEnd"/>
-    </w:p>
-    <w:p>
+      <w:r>
+        <w:t>Pantheon</w:t>
+      </w:r>
+    </w:p>
+    <w:p>
+      <w:pPr>
+        <w:pStyle w:val="NormalWeb"/>
+      </w:pPr>
       <w:r>
         <w:rPr>
           <w:b/>
@@ -363,13 +370,31 @@
         </w:rPr>
         <w:t>Actual Page Text</w:t>
       </w:r>
+      <w:r>
+        <w:rPr>
+          <w:b/>
+          <w:bCs/>
+        </w:rPr>
+        <w:br/>
+      </w:r>
+      <w:r>
+        <w:t xml:space="preserve">The Pantheon, located in Rome, is one of the best-preserved buildings from ancient Rome. The structure standing today was commissioned by Emperor Hadrian and built around 113-125 AD, replacing an earlier temple originally constructed by Marcus Agrippa around 27 BC (whose inscription Hadrian preserved on the façade, leading to centuries of confusion over who </w:t>
+      </w:r>
+      <w:proofErr w:type="gramStart"/>
+      <w:r>
+        <w:t>actually built</w:t>
+      </w:r>
+      <w:proofErr w:type="gramEnd"/>
+      <w:r>
+        <w:t xml:space="preserve"> it).</w:t>
+      </w:r>
     </w:p>
     <w:p>
       <w:pPr>
         <w:pStyle w:val="NormalWeb"/>
       </w:pPr>
       <w:r>
-        <w:t>The Parthenon was built on the Acropolis of Athens between 447 and 432 BC, during the height of Athenian power and culture under the statesman Pericles. It was constructed as a temple dedicated to Athena, the city's patron goddess, and served as a celebration of Athens' recent victory over the Persian Empire.</w:t>
+        <w:t>The name "Pantheon" comes from the Greek words meaning "all gods," reflecting its original purpose as a temple dedicated to all the Roman deities. Its most striking feature is its massive dome, which remains the largest unreinforced concrete dome in the world. At its center is the oculus, a circular opening about 27 feet in diameter that serves as the building's only source of natural light and ventilation — rain falls through it, draining through small holes in the sloped floor below.</w:t>
       </w:r>
     </w:p>
     <w:p>
@@ -377,7 +402,7 @@
         <w:pStyle w:val="NormalWeb"/>
       </w:pPr>
       <w:r>
-        <w:t>Designed by the architects Ictinus and Callicrates, with sculptural decoration overseen by the renowned sculptor Phidias, the Parthenon is considered one of the finest examples of Doric architecture in the ancient world. It was built almost entirely of white Pentelic marble and originally housed a massive gold-and-ivory statue of Athena, created by Phidias himself, standing nearly 40 feet tall.</w:t>
+        <w:t>The dome's design showcases extraordinary Roman engineering: its thickness decreases toward the top, and the concrete mixture used becomes progressively lighter with the addition of materials like pumice, reducing the overall weight and structural stress.</w:t>
       </w:r>
     </w:p>
     <w:p>
@@ -385,7 +410,15 @@
         <w:pStyle w:val="NormalWeb"/>
       </w:pPr>
       <w:r>
-        <w:t>The temple's design is celebrated for its mathematical precision and subtle optical refinements — including slightly curved foundations and tapered columns — that were used to create an impression of perfect harmony and balance.</w:t>
+        <w:t xml:space="preserve">In 609 </w:t>
+      </w:r>
+      <w:proofErr w:type="gramStart"/>
+      <w:r>
+        <w:t>AD</w:t>
+      </w:r>
+      <w:proofErr w:type="gramEnd"/>
+      <w:r>
+        <w:t>, the Pantheon was consecrated as a Christian church, a conversion that is largely credited with its remarkable preservation compared to other ancient Roman structures, many of which were stripped for building materials or left to decay. It continues to function as a church today.</w:t>
       </w:r>
     </w:p>
     <w:p>
@@ -393,7 +426,8 @@
         <w:pStyle w:val="NormalWeb"/>
       </w:pPr>
       <w:r>
-        <w:t>Over the centuries, the Parthenon has served many purposes beyond its original religious role. It was converted into a Christian church in the 6th century AD, and later into a mosque after the Ottoman conquest of Greece in the 15th century. In 1687, during a conflict between Venetian and Ottoman forces, an explosion of gunpowder stored inside the building caused severe damage, destroying much of its roof and interior structure.</w:t>
+        <w:lastRenderedPageBreak/>
+        <w:t>The Pantheon also serves as a burial site for notable figures, including the Renaissance painter Raphael and several Italian kings.</w:t>
       </w:r>
     </w:p>
     <w:p>
@@ -401,18 +435,10 @@
         <w:pStyle w:val="NormalWeb"/>
       </w:pPr>
       <w:r>
-        <w:lastRenderedPageBreak/>
-        <w:t>In the early 19th century, a significant portion of the Parthenon's surviving sculptures were removed by Lord Elgin and taken to Britain, where they remain on display in the British Museum — a subject of ongoing international debate over their rightful ownership.</w:t>
-      </w:r>
-    </w:p>
-    <w:p>
-      <w:pPr>
-        <w:pStyle w:val="NormalWeb"/>
-      </w:pPr>
-      <w:r>
-        <w:t>Today, the Parthenon stands as a symbol of Western civilization and democratic ideals, undergoing ongoing restoration efforts, and remains one of the most visited archaeological sites in the world.</w:t>
-      </w:r>
-    </w:p>
+        <w:t>Today, it remains one of the most influential buildings in architectural history, inspiring countless structures including the US Capitol and numerous other domed buildings around the world.</w:t>
+      </w:r>
+    </w:p>
+    <w:p/>
     <w:p>
       <w:pPr>
         <w:pBdr>
@@ -1176,4 +1202,10 @@
     </a:ext>
   </a:extLst>
 </a:theme>
+</file>
+
+<file path=docMetadata/LabelInfo.xml><?xml version="1.0" encoding="utf-8"?>
+<clbl:labelList xmlns:clbl="http://schemas.microsoft.com/office/2020/mipLabelMetadata">
+  <clbl:label id="{4278a402-1a9e-4eb9-8414-ffb55a5fcf1e}" enabled="0" method="" siteId="{4278a402-1a9e-4eb9-8414-ffb55a5fcf1e}" removed="1"/>
+</clbl:labelList>
 </file>